--- a/Knowledge/3-Work knowledge/1-Software Engineering/2-Testing/5-My Source/1-ISTQB Foundation Level/7-Configuration Management/5-Configuration Status Accounting (CSA).docx
+++ b/Knowledge/3-Work knowledge/1-Software Engineering/2-Testing/5-My Source/1-ISTQB Foundation Level/7-Configuration Management/5-Configuration Status Accounting (CSA).docx
@@ -36,51 +36,77 @@
       </w:pPr>
       <w:r>
         <w:rPr>
-          <w:b/>
-          <w:shd w:val="clear" w:color="auto" w:fill="B7B7B7"/>
-        </w:rPr>
-        <w:t># Source</w:t>
-      </w:r>
-      <w:r>
-        <w:rPr>
-          <w:shd w:val="clear" w:color="auto" w:fill="B7B7B7"/>
-        </w:rPr>
-        <w:t xml:space="preserve">: </w:t>
-      </w:r>
-      <w:r>
-        <w:rPr>
-          <w:b/>
-          <w:shd w:val="clear" w:color="auto" w:fill="B7B7B7"/>
-        </w:rPr>
-        <w:t xml:space="preserve">Chatgpt </w:t>
-      </w:r>
-      <w:r>
-        <w:rPr>
-          <w:b/>
-          <w:sz w:val="14"/>
-          <w:szCs w:val="14"/>
-          <w:shd w:val="clear" w:color="auto" w:fill="B7B7B7"/>
-        </w:rPr>
-        <w:t>(GPT</w:t>
-      </w:r>
-      <w:r>
-        <w:rPr>
-          <w:rFonts w:ascii="Cambria Math" w:hAnsi="Cambria Math" w:cs="Cambria Math"/>
-          <w:b/>
-          <w:sz w:val="14"/>
-          <w:szCs w:val="14"/>
-          <w:shd w:val="clear" w:color="auto" w:fill="B7B7B7"/>
+          <w:rFonts w:ascii="Arial" w:eastAsia="Arial" w:hAnsi="Arial" w:cs="Arial"/>
+          <w:b/>
+          <w:color w:val="000000"/>
+          <w:sz w:val="18"/>
+          <w:highlight w:val="lightGray"/>
+        </w:rPr>
+        <w:t># Source: AI Source: Provided by: [Data Path</w:t>
+      </w:r>
+      <w:r>
+        <w:rPr>
+          <w:rFonts w:ascii="Arial" w:eastAsia="Arial" w:hAnsi="Arial" w:cs="Arial"/>
+          <w:color w:val="000000"/>
+          <w:sz w:val="18"/>
+          <w:highlight w:val="lightGray"/>
+        </w:rPr>
+        <w:t xml:space="preserve">: Persons Table -&gt; ID Column: 1, Name_En Column: Motasem Essam] -&gt; </w:t>
+      </w:r>
+      <w:r>
+        <w:rPr>
+          <w:rFonts w:ascii="Arial" w:eastAsia="Arial" w:hAnsi="Arial" w:cs="Arial"/>
+          <w:b/>
+          <w:color w:val="000000"/>
+          <w:sz w:val="18"/>
+          <w:highlight w:val="lightGray"/>
+        </w:rPr>
+        <w:t>From:</w:t>
+      </w:r>
+      <w:r>
+        <w:rPr>
+          <w:rFonts w:ascii="Arial" w:eastAsia="Arial" w:hAnsi="Arial" w:cs="Arial"/>
+          <w:color w:val="000000"/>
+          <w:sz w:val="18"/>
+          <w:highlight w:val="lightGray"/>
+        </w:rPr>
+        <w:t xml:space="preserve"> [Chatgpt (GPT</w:t>
+      </w:r>
+      <w:r>
+        <w:rPr>
+          <w:rFonts w:ascii="Arial" w:eastAsia="Arial" w:hAnsi="Arial" w:cs="Cambria Math"/>
+          <w:color w:val="000000"/>
+          <w:sz w:val="18"/>
+          <w:highlight w:val="lightGray"/>
         </w:rPr>
         <w:t>‑</w:t>
       </w:r>
       <w:r>
         <w:rPr>
-          <w:b/>
-          <w:sz w:val="14"/>
-          <w:szCs w:val="14"/>
-          <w:shd w:val="clear" w:color="auto" w:fill="B7B7B7"/>
-        </w:rPr>
-        <w:t>5 Mini) at [8/18/2025]</w:t>
+          <w:rFonts w:ascii="Arial" w:eastAsia="Arial" w:hAnsi="Arial" w:cs="Arial"/>
+          <w:color w:val="000000"/>
+          <w:sz w:val="18"/>
+          <w:highlight w:val="lightGray"/>
+        </w:rPr>
+        <w:t xml:space="preserve">5 Mini)] </w:t>
+      </w:r>
+      <w:r>
+        <w:rPr>
+          <w:rFonts w:ascii="Arial" w:eastAsia="Arial" w:hAnsi="Arial" w:cs="Arial"/>
+          <w:b/>
+          <w:color w:val="000000"/>
+          <w:sz w:val="18"/>
+          <w:highlight w:val="lightGray"/>
+        </w:rPr>
+        <w:t>on</w:t>
+      </w:r>
+      <w:r>
+        <w:rPr>
+          <w:rFonts w:ascii="Arial" w:eastAsia="Arial" w:hAnsi="Arial"/>
+          <w:sz w:val="18"/>
+          <w:highlight w:val="lightGray"/>
+        </w:rPr>
+        <w:t xml:space="preserve"> [8/18/2025]</w:t>
       </w:r>
     </w:p>
     <w:p>
@@ -148,7 +174,7 @@
     </w:p>
     <w:p>
       <w:r>
-        <w:pict w14:anchorId="3EAA2E8D">
+        <w:pict w14:anchorId="57635272">
           <v:rect id="_x0000_i1025" style="width:0;height:1.5pt" o:hralign="center" o:hrstd="t" o:hr="t" fillcolor="#a0a0a0" stroked="f"/>
         </w:pict>
       </w:r>
@@ -181,51 +207,77 @@
       </w:pPr>
       <w:r>
         <w:rPr>
-          <w:b/>
-          <w:shd w:val="clear" w:color="auto" w:fill="B7B7B7"/>
-        </w:rPr>
-        <w:t># Source</w:t>
-      </w:r>
-      <w:r>
-        <w:rPr>
-          <w:shd w:val="clear" w:color="auto" w:fill="B7B7B7"/>
-        </w:rPr>
-        <w:t xml:space="preserve">: </w:t>
-      </w:r>
-      <w:r>
-        <w:rPr>
-          <w:b/>
-          <w:shd w:val="clear" w:color="auto" w:fill="B7B7B7"/>
-        </w:rPr>
-        <w:t xml:space="preserve">Chatgpt </w:t>
-      </w:r>
-      <w:r>
-        <w:rPr>
-          <w:b/>
-          <w:sz w:val="14"/>
-          <w:szCs w:val="14"/>
-          <w:shd w:val="clear" w:color="auto" w:fill="B7B7B7"/>
-        </w:rPr>
-        <w:t>(GPT</w:t>
-      </w:r>
-      <w:r>
-        <w:rPr>
-          <w:rFonts w:ascii="Cambria Math" w:hAnsi="Cambria Math" w:cs="Cambria Math"/>
-          <w:b/>
-          <w:sz w:val="14"/>
-          <w:szCs w:val="14"/>
-          <w:shd w:val="clear" w:color="auto" w:fill="B7B7B7"/>
+          <w:rFonts w:ascii="Arial" w:eastAsia="Arial" w:hAnsi="Arial" w:cs="Arial"/>
+          <w:b/>
+          <w:color w:val="000000"/>
+          <w:sz w:val="18"/>
+          <w:highlight w:val="lightGray"/>
+        </w:rPr>
+        <w:t># Source: AI Source: Provided by: [Data Path</w:t>
+      </w:r>
+      <w:r>
+        <w:rPr>
+          <w:rFonts w:ascii="Arial" w:eastAsia="Arial" w:hAnsi="Arial" w:cs="Arial"/>
+          <w:color w:val="000000"/>
+          <w:sz w:val="18"/>
+          <w:highlight w:val="lightGray"/>
+        </w:rPr>
+        <w:t xml:space="preserve">: Persons Table -&gt; ID Column: 1, Name_En Column: Motasem Essam] -&gt; </w:t>
+      </w:r>
+      <w:r>
+        <w:rPr>
+          <w:rFonts w:ascii="Arial" w:eastAsia="Arial" w:hAnsi="Arial" w:cs="Arial"/>
+          <w:b/>
+          <w:color w:val="000000"/>
+          <w:sz w:val="18"/>
+          <w:highlight w:val="lightGray"/>
+        </w:rPr>
+        <w:t>From:</w:t>
+      </w:r>
+      <w:r>
+        <w:rPr>
+          <w:rFonts w:ascii="Arial" w:eastAsia="Arial" w:hAnsi="Arial" w:cs="Arial"/>
+          <w:color w:val="000000"/>
+          <w:sz w:val="18"/>
+          <w:highlight w:val="lightGray"/>
+        </w:rPr>
+        <w:t xml:space="preserve"> [Chatgpt (GPT</w:t>
+      </w:r>
+      <w:r>
+        <w:rPr>
+          <w:rFonts w:ascii="Arial" w:eastAsia="Arial" w:hAnsi="Arial" w:cs="Cambria Math"/>
+          <w:color w:val="000000"/>
+          <w:sz w:val="18"/>
+          <w:highlight w:val="lightGray"/>
         </w:rPr>
         <w:t>‑</w:t>
       </w:r>
       <w:r>
         <w:rPr>
-          <w:b/>
-          <w:sz w:val="14"/>
-          <w:szCs w:val="14"/>
-          <w:shd w:val="clear" w:color="auto" w:fill="B7B7B7"/>
-        </w:rPr>
-        <w:t>5 Mini) at [8/18/2025]</w:t>
+          <w:rFonts w:ascii="Arial" w:eastAsia="Arial" w:hAnsi="Arial" w:cs="Arial"/>
+          <w:color w:val="000000"/>
+          <w:sz w:val="18"/>
+          <w:highlight w:val="lightGray"/>
+        </w:rPr>
+        <w:t xml:space="preserve">5 Mini)] </w:t>
+      </w:r>
+      <w:r>
+        <w:rPr>
+          <w:rFonts w:ascii="Arial" w:eastAsia="Arial" w:hAnsi="Arial" w:cs="Arial"/>
+          <w:b/>
+          <w:color w:val="000000"/>
+          <w:sz w:val="18"/>
+          <w:highlight w:val="lightGray"/>
+        </w:rPr>
+        <w:t>on</w:t>
+      </w:r>
+      <w:r>
+        <w:rPr>
+          <w:rFonts w:ascii="Arial" w:eastAsia="Arial" w:hAnsi="Arial"/>
+          <w:sz w:val="18"/>
+          <w:highlight w:val="lightGray"/>
+        </w:rPr>
+        <w:t xml:space="preserve"> [8/18/2025]</w:t>
       </w:r>
     </w:p>
     <w:p>
@@ -234,7 +286,7 @@
           <w:ilvl w:val="0"/>
           <w:numId w:val="1"/>
         </w:numPr>
-        <w:spacing w:before="240"/>
+        <w:spacing w:before="240" w:after="0" w:line="276" w:lineRule="auto"/>
       </w:pPr>
       <w:r>
         <w:rPr>
@@ -268,6 +320,7 @@
           <w:ilvl w:val="0"/>
           <w:numId w:val="1"/>
         </w:numPr>
+        <w:spacing w:after="0" w:line="276" w:lineRule="auto"/>
       </w:pPr>
       <w:r>
         <w:rPr>
@@ -301,6 +354,7 @@
           <w:ilvl w:val="0"/>
           <w:numId w:val="1"/>
         </w:numPr>
+        <w:spacing w:after="0" w:line="276" w:lineRule="auto"/>
       </w:pPr>
       <w:r>
         <w:rPr>
@@ -334,7 +388,7 @@
           <w:ilvl w:val="0"/>
           <w:numId w:val="1"/>
         </w:numPr>
-        <w:spacing w:after="240"/>
+        <w:spacing w:after="240" w:line="276" w:lineRule="auto"/>
         <w:rPr>
           <w:rFonts w:ascii="Roboto Mono" w:eastAsia="Roboto Mono" w:hAnsi="Roboto Mono" w:cs="Roboto Mono"/>
         </w:rPr>
@@ -354,7 +408,7 @@
     </w:p>
     <w:p>
       <w:r>
-        <w:pict w14:anchorId="21C8B76F">
+        <w:pict w14:anchorId="185EC7DE">
           <v:rect id="_x0000_i1026" style="width:0;height:1.5pt" o:hralign="center" o:hrstd="t" o:hr="t" fillcolor="#a0a0a0" stroked="f"/>
         </w:pict>
       </w:r>
@@ -387,51 +441,77 @@
       </w:pPr>
       <w:r>
         <w:rPr>
-          <w:b/>
-          <w:shd w:val="clear" w:color="auto" w:fill="B7B7B7"/>
-        </w:rPr>
-        <w:t># Source</w:t>
-      </w:r>
-      <w:r>
-        <w:rPr>
-          <w:shd w:val="clear" w:color="auto" w:fill="B7B7B7"/>
-        </w:rPr>
-        <w:t xml:space="preserve">: </w:t>
-      </w:r>
-      <w:r>
-        <w:rPr>
-          <w:b/>
-          <w:shd w:val="clear" w:color="auto" w:fill="B7B7B7"/>
-        </w:rPr>
-        <w:t xml:space="preserve">Chatgpt </w:t>
-      </w:r>
-      <w:r>
-        <w:rPr>
-          <w:b/>
-          <w:sz w:val="14"/>
-          <w:szCs w:val="14"/>
-          <w:shd w:val="clear" w:color="auto" w:fill="B7B7B7"/>
-        </w:rPr>
-        <w:t>(GPT</w:t>
-      </w:r>
-      <w:r>
-        <w:rPr>
-          <w:rFonts w:ascii="Cambria Math" w:hAnsi="Cambria Math" w:cs="Cambria Math"/>
-          <w:b/>
-          <w:sz w:val="14"/>
-          <w:szCs w:val="14"/>
-          <w:shd w:val="clear" w:color="auto" w:fill="B7B7B7"/>
+          <w:rFonts w:ascii="Arial" w:eastAsia="Arial" w:hAnsi="Arial" w:cs="Arial"/>
+          <w:b/>
+          <w:color w:val="000000"/>
+          <w:sz w:val="18"/>
+          <w:highlight w:val="lightGray"/>
+        </w:rPr>
+        <w:t># Source: AI Source: Provided by: [Data Path</w:t>
+      </w:r>
+      <w:r>
+        <w:rPr>
+          <w:rFonts w:ascii="Arial" w:eastAsia="Arial" w:hAnsi="Arial" w:cs="Arial"/>
+          <w:color w:val="000000"/>
+          <w:sz w:val="18"/>
+          <w:highlight w:val="lightGray"/>
+        </w:rPr>
+        <w:t xml:space="preserve">: Persons Table -&gt; ID Column: 1, Name_En Column: Motasem Essam] -&gt; </w:t>
+      </w:r>
+      <w:r>
+        <w:rPr>
+          <w:rFonts w:ascii="Arial" w:eastAsia="Arial" w:hAnsi="Arial" w:cs="Arial"/>
+          <w:b/>
+          <w:color w:val="000000"/>
+          <w:sz w:val="18"/>
+          <w:highlight w:val="lightGray"/>
+        </w:rPr>
+        <w:t>From:</w:t>
+      </w:r>
+      <w:r>
+        <w:rPr>
+          <w:rFonts w:ascii="Arial" w:eastAsia="Arial" w:hAnsi="Arial" w:cs="Arial"/>
+          <w:color w:val="000000"/>
+          <w:sz w:val="18"/>
+          <w:highlight w:val="lightGray"/>
+        </w:rPr>
+        <w:t xml:space="preserve"> [Chatgpt (GPT</w:t>
+      </w:r>
+      <w:r>
+        <w:rPr>
+          <w:rFonts w:ascii="Arial" w:eastAsia="Arial" w:hAnsi="Arial" w:cs="Cambria Math"/>
+          <w:color w:val="000000"/>
+          <w:sz w:val="18"/>
+          <w:highlight w:val="lightGray"/>
         </w:rPr>
         <w:t>‑</w:t>
       </w:r>
       <w:r>
         <w:rPr>
-          <w:b/>
-          <w:sz w:val="14"/>
-          <w:szCs w:val="14"/>
-          <w:shd w:val="clear" w:color="auto" w:fill="B7B7B7"/>
-        </w:rPr>
-        <w:t>5 Mini) at [8/18/2025]</w:t>
+          <w:rFonts w:ascii="Arial" w:eastAsia="Arial" w:hAnsi="Arial" w:cs="Arial"/>
+          <w:color w:val="000000"/>
+          <w:sz w:val="18"/>
+          <w:highlight w:val="lightGray"/>
+        </w:rPr>
+        <w:t xml:space="preserve">5 Mini)] </w:t>
+      </w:r>
+      <w:r>
+        <w:rPr>
+          <w:rFonts w:ascii="Arial" w:eastAsia="Arial" w:hAnsi="Arial" w:cs="Arial"/>
+          <w:b/>
+          <w:color w:val="000000"/>
+          <w:sz w:val="18"/>
+          <w:highlight w:val="lightGray"/>
+        </w:rPr>
+        <w:t>on</w:t>
+      </w:r>
+      <w:r>
+        <w:rPr>
+          <w:rFonts w:ascii="Arial" w:eastAsia="Arial" w:hAnsi="Arial"/>
+          <w:sz w:val="18"/>
+          <w:highlight w:val="lightGray"/>
+        </w:rPr>
+        <w:t xml:space="preserve"> [8/18/2025]</w:t>
       </w:r>
     </w:p>
     <w:p>
@@ -440,7 +520,7 @@
           <w:ilvl w:val="0"/>
           <w:numId w:val="5"/>
         </w:numPr>
-        <w:spacing w:before="240"/>
+        <w:spacing w:before="240" w:after="0" w:line="276" w:lineRule="auto"/>
         <w:rPr>
           <w:rFonts w:ascii="Roboto Mono" w:eastAsia="Roboto Mono" w:hAnsi="Roboto Mono" w:cs="Roboto Mono"/>
         </w:rPr>
@@ -466,15 +546,15 @@
           <w:ilvl w:val="1"/>
           <w:numId w:val="5"/>
         </w:numPr>
-        <w:rPr>
-          <w:rFonts w:ascii="Roboto Mono" w:eastAsia="Roboto Mono" w:hAnsi="Roboto Mono" w:cs="Roboto Mono"/>
-        </w:rPr>
-      </w:pPr>
-      <w:r>
-        <w:rPr>
-          <w:rFonts w:ascii="Roboto Mono" w:eastAsia="Roboto Mono" w:hAnsi="Roboto Mono" w:cs="Roboto Mono"/>
-        </w:rPr>
-        <w:lastRenderedPageBreak/>
+        <w:spacing w:after="0" w:line="276" w:lineRule="auto"/>
+        <w:rPr>
+          <w:rFonts w:ascii="Roboto Mono" w:eastAsia="Roboto Mono" w:hAnsi="Roboto Mono" w:cs="Roboto Mono"/>
+        </w:rPr>
+      </w:pPr>
+      <w:r>
+        <w:rPr>
+          <w:rFonts w:ascii="Roboto Mono" w:eastAsia="Roboto Mono" w:hAnsi="Roboto Mono" w:cs="Roboto Mono"/>
+        </w:rPr>
         <w:t>Log CI details (ID, version, owner, location, status).</w:t>
       </w:r>
       <w:r>
@@ -490,6 +570,7 @@
           <w:ilvl w:val="1"/>
           <w:numId w:val="5"/>
         </w:numPr>
+        <w:spacing w:after="0" w:line="276" w:lineRule="auto"/>
       </w:pPr>
       <w:r>
         <w:rPr>
@@ -523,6 +604,7 @@
           <w:ilvl w:val="0"/>
           <w:numId w:val="5"/>
         </w:numPr>
+        <w:spacing w:after="0" w:line="276" w:lineRule="auto"/>
         <w:rPr>
           <w:rFonts w:ascii="Roboto Mono" w:eastAsia="Roboto Mono" w:hAnsi="Roboto Mono" w:cs="Roboto Mono"/>
         </w:rPr>
@@ -548,6 +630,7 @@
           <w:ilvl w:val="1"/>
           <w:numId w:val="5"/>
         </w:numPr>
+        <w:spacing w:after="0" w:line="276" w:lineRule="auto"/>
         <w:rPr>
           <w:rFonts w:ascii="Roboto Mono" w:eastAsia="Roboto Mono" w:hAnsi="Roboto Mono" w:cs="Roboto Mono"/>
         </w:rPr>
@@ -571,6 +654,7 @@
           <w:ilvl w:val="1"/>
           <w:numId w:val="5"/>
         </w:numPr>
+        <w:spacing w:after="0" w:line="276" w:lineRule="auto"/>
       </w:pPr>
       <w:r>
         <w:rPr>
@@ -604,6 +688,7 @@
           <w:ilvl w:val="0"/>
           <w:numId w:val="5"/>
         </w:numPr>
+        <w:spacing w:after="0" w:line="276" w:lineRule="auto"/>
         <w:rPr>
           <w:rFonts w:ascii="Roboto Mono" w:eastAsia="Roboto Mono" w:hAnsi="Roboto Mono" w:cs="Roboto Mono"/>
         </w:rPr>
@@ -629,6 +714,7 @@
           <w:ilvl w:val="1"/>
           <w:numId w:val="5"/>
         </w:numPr>
+        <w:spacing w:after="0" w:line="276" w:lineRule="auto"/>
         <w:rPr>
           <w:rFonts w:ascii="Roboto Mono" w:eastAsia="Roboto Mono" w:hAnsi="Roboto Mono" w:cs="Roboto Mono"/>
         </w:rPr>
@@ -652,6 +738,7 @@
           <w:ilvl w:val="1"/>
           <w:numId w:val="5"/>
         </w:numPr>
+        <w:spacing w:after="0" w:line="276" w:lineRule="auto"/>
         <w:rPr>
           <w:rFonts w:ascii="Roboto Mono" w:eastAsia="Roboto Mono" w:hAnsi="Roboto Mono" w:cs="Roboto Mono"/>
         </w:rPr>
@@ -675,6 +762,7 @@
           <w:ilvl w:val="0"/>
           <w:numId w:val="5"/>
         </w:numPr>
+        <w:spacing w:after="0" w:line="276" w:lineRule="auto"/>
         <w:rPr>
           <w:rFonts w:ascii="Roboto Mono" w:eastAsia="Roboto Mono" w:hAnsi="Roboto Mono" w:cs="Roboto Mono"/>
         </w:rPr>
@@ -700,7 +788,7 @@
           <w:ilvl w:val="1"/>
           <w:numId w:val="5"/>
         </w:numPr>
-        <w:spacing w:after="240"/>
+        <w:spacing w:after="240" w:line="276" w:lineRule="auto"/>
         <w:rPr>
           <w:rFonts w:ascii="Roboto Mono" w:eastAsia="Roboto Mono" w:hAnsi="Roboto Mono" w:cs="Roboto Mono"/>
         </w:rPr>
@@ -720,7 +808,7 @@
     </w:p>
     <w:p>
       <w:r>
-        <w:pict w14:anchorId="2C31D97E">
+        <w:pict w14:anchorId="07264B12">
           <v:rect id="_x0000_i1027" style="width:0;height:1.5pt" o:hralign="center" o:hrstd="t" o:hr="t" fillcolor="#a0a0a0" stroked="f"/>
         </w:pict>
       </w:r>
@@ -753,51 +841,77 @@
       </w:pPr>
       <w:r>
         <w:rPr>
-          <w:b/>
-          <w:shd w:val="clear" w:color="auto" w:fill="B7B7B7"/>
-        </w:rPr>
-        <w:t># Source</w:t>
-      </w:r>
-      <w:r>
-        <w:rPr>
-          <w:shd w:val="clear" w:color="auto" w:fill="B7B7B7"/>
-        </w:rPr>
-        <w:t xml:space="preserve">: </w:t>
-      </w:r>
-      <w:r>
-        <w:rPr>
-          <w:b/>
-          <w:shd w:val="clear" w:color="auto" w:fill="B7B7B7"/>
-        </w:rPr>
-        <w:t xml:space="preserve">Chatgpt </w:t>
-      </w:r>
-      <w:r>
-        <w:rPr>
-          <w:b/>
-          <w:sz w:val="14"/>
-          <w:szCs w:val="14"/>
-          <w:shd w:val="clear" w:color="auto" w:fill="B7B7B7"/>
-        </w:rPr>
-        <w:t>(GPT</w:t>
-      </w:r>
-      <w:r>
-        <w:rPr>
-          <w:rFonts w:ascii="Cambria Math" w:hAnsi="Cambria Math" w:cs="Cambria Math"/>
-          <w:b/>
-          <w:sz w:val="14"/>
-          <w:szCs w:val="14"/>
-          <w:shd w:val="clear" w:color="auto" w:fill="B7B7B7"/>
+          <w:rFonts w:ascii="Arial" w:eastAsia="Arial" w:hAnsi="Arial" w:cs="Arial"/>
+          <w:b/>
+          <w:color w:val="000000"/>
+          <w:sz w:val="18"/>
+          <w:highlight w:val="lightGray"/>
+        </w:rPr>
+        <w:t># Source: AI Source: Provided by: [Data Path</w:t>
+      </w:r>
+      <w:r>
+        <w:rPr>
+          <w:rFonts w:ascii="Arial" w:eastAsia="Arial" w:hAnsi="Arial" w:cs="Arial"/>
+          <w:color w:val="000000"/>
+          <w:sz w:val="18"/>
+          <w:highlight w:val="lightGray"/>
+        </w:rPr>
+        <w:t xml:space="preserve">: Persons Table -&gt; ID Column: 1, Name_En Column: Motasem Essam] -&gt; </w:t>
+      </w:r>
+      <w:r>
+        <w:rPr>
+          <w:rFonts w:ascii="Arial" w:eastAsia="Arial" w:hAnsi="Arial" w:cs="Arial"/>
+          <w:b/>
+          <w:color w:val="000000"/>
+          <w:sz w:val="18"/>
+          <w:highlight w:val="lightGray"/>
+        </w:rPr>
+        <w:t>From:</w:t>
+      </w:r>
+      <w:r>
+        <w:rPr>
+          <w:rFonts w:ascii="Arial" w:eastAsia="Arial" w:hAnsi="Arial" w:cs="Arial"/>
+          <w:color w:val="000000"/>
+          <w:sz w:val="18"/>
+          <w:highlight w:val="lightGray"/>
+        </w:rPr>
+        <w:t xml:space="preserve"> [Chatgpt (GPT</w:t>
+      </w:r>
+      <w:r>
+        <w:rPr>
+          <w:rFonts w:ascii="Arial" w:eastAsia="Arial" w:hAnsi="Arial" w:cs="Cambria Math"/>
+          <w:color w:val="000000"/>
+          <w:sz w:val="18"/>
+          <w:highlight w:val="lightGray"/>
         </w:rPr>
         <w:t>‑</w:t>
       </w:r>
       <w:r>
         <w:rPr>
-          <w:b/>
-          <w:sz w:val="14"/>
-          <w:szCs w:val="14"/>
-          <w:shd w:val="clear" w:color="auto" w:fill="B7B7B7"/>
-        </w:rPr>
-        <w:t>5 Mini) at [8/18/2025]</w:t>
+          <w:rFonts w:ascii="Arial" w:eastAsia="Arial" w:hAnsi="Arial" w:cs="Arial"/>
+          <w:color w:val="000000"/>
+          <w:sz w:val="18"/>
+          <w:highlight w:val="lightGray"/>
+        </w:rPr>
+        <w:t xml:space="preserve">5 Mini)] </w:t>
+      </w:r>
+      <w:r>
+        <w:rPr>
+          <w:rFonts w:ascii="Arial" w:eastAsia="Arial" w:hAnsi="Arial" w:cs="Arial"/>
+          <w:b/>
+          <w:color w:val="000000"/>
+          <w:sz w:val="18"/>
+          <w:highlight w:val="lightGray"/>
+        </w:rPr>
+        <w:t>on</w:t>
+      </w:r>
+      <w:r>
+        <w:rPr>
+          <w:rFonts w:ascii="Arial" w:eastAsia="Arial" w:hAnsi="Arial"/>
+          <w:sz w:val="18"/>
+          <w:highlight w:val="lightGray"/>
+        </w:rPr>
+        <w:t xml:space="preserve"> [8/18/2025]</w:t>
       </w:r>
     </w:p>
     <w:p>
@@ -820,7 +934,7 @@
           <w:ilvl w:val="0"/>
           <w:numId w:val="4"/>
         </w:numPr>
-        <w:spacing w:before="240"/>
+        <w:spacing w:before="240" w:after="0" w:line="276" w:lineRule="auto"/>
         <w:rPr>
           <w:rFonts w:ascii="Roboto Mono" w:eastAsia="Roboto Mono" w:hAnsi="Roboto Mono" w:cs="Roboto Mono"/>
         </w:rPr>
@@ -844,6 +958,7 @@
           <w:ilvl w:val="0"/>
           <w:numId w:val="4"/>
         </w:numPr>
+        <w:spacing w:after="0" w:line="276" w:lineRule="auto"/>
         <w:rPr>
           <w:rFonts w:ascii="Roboto Mono" w:eastAsia="Roboto Mono" w:hAnsi="Roboto Mono" w:cs="Roboto Mono"/>
         </w:rPr>
@@ -867,7 +982,7 @@
           <w:ilvl w:val="0"/>
           <w:numId w:val="4"/>
         </w:numPr>
-        <w:spacing w:after="240"/>
+        <w:spacing w:after="240" w:line="276" w:lineRule="auto"/>
         <w:rPr>
           <w:rFonts w:ascii="Roboto Mono" w:eastAsia="Roboto Mono" w:hAnsi="Roboto Mono" w:cs="Roboto Mono"/>
         </w:rPr>
@@ -905,16 +1020,15 @@
           <w:ilvl w:val="0"/>
           <w:numId w:val="2"/>
         </w:numPr>
-        <w:spacing w:before="240"/>
-        <w:rPr>
-          <w:rFonts w:ascii="Roboto Mono" w:eastAsia="Roboto Mono" w:hAnsi="Roboto Mono" w:cs="Roboto Mono"/>
-        </w:rPr>
-      </w:pPr>
-      <w:r>
-        <w:rPr>
-          <w:rFonts w:ascii="Roboto Mono" w:eastAsia="Roboto Mono" w:hAnsi="Roboto Mono" w:cs="Roboto Mono"/>
-        </w:rPr>
-        <w:lastRenderedPageBreak/>
+        <w:spacing w:before="240" w:after="0" w:line="276" w:lineRule="auto"/>
+        <w:rPr>
+          <w:rFonts w:ascii="Roboto Mono" w:eastAsia="Roboto Mono" w:hAnsi="Roboto Mono" w:cs="Roboto Mono"/>
+        </w:rPr>
+      </w:pPr>
+      <w:r>
+        <w:rPr>
+          <w:rFonts w:ascii="Roboto Mono" w:eastAsia="Roboto Mono" w:hAnsi="Roboto Mono" w:cs="Roboto Mono"/>
+        </w:rPr>
         <w:t>Current versions of each CI.</w:t>
       </w:r>
       <w:r>
@@ -930,6 +1044,7 @@
           <w:ilvl w:val="0"/>
           <w:numId w:val="2"/>
         </w:numPr>
+        <w:spacing w:after="0" w:line="276" w:lineRule="auto"/>
         <w:rPr>
           <w:rFonts w:ascii="Roboto Mono" w:eastAsia="Roboto Mono" w:hAnsi="Roboto Mono" w:cs="Roboto Mono"/>
         </w:rPr>
@@ -953,6 +1068,7 @@
           <w:ilvl w:val="0"/>
           <w:numId w:val="2"/>
         </w:numPr>
+        <w:spacing w:after="0" w:line="276" w:lineRule="auto"/>
         <w:rPr>
           <w:rFonts w:ascii="Roboto Mono" w:eastAsia="Roboto Mono" w:hAnsi="Roboto Mono" w:cs="Roboto Mono"/>
         </w:rPr>
@@ -976,7 +1092,7 @@
           <w:ilvl w:val="0"/>
           <w:numId w:val="2"/>
         </w:numPr>
-        <w:spacing w:after="240"/>
+        <w:spacing w:after="240" w:line="276" w:lineRule="auto"/>
         <w:rPr>
           <w:rFonts w:ascii="Roboto Mono" w:eastAsia="Roboto Mono" w:hAnsi="Roboto Mono" w:cs="Roboto Mono"/>
         </w:rPr>
@@ -996,7 +1112,7 @@
     </w:p>
     <w:p>
       <w:r>
-        <w:pict w14:anchorId="0F718B25">
+        <w:pict w14:anchorId="631AA696">
           <v:rect id="_x0000_i1028" style="width:0;height:1.5pt" o:hralign="center" o:hrstd="t" o:hr="t" fillcolor="#a0a0a0" stroked="f"/>
         </w:pict>
       </w:r>
@@ -1029,51 +1145,77 @@
       </w:pPr>
       <w:r>
         <w:rPr>
-          <w:b/>
-          <w:shd w:val="clear" w:color="auto" w:fill="B7B7B7"/>
-        </w:rPr>
-        <w:t># Source</w:t>
-      </w:r>
-      <w:r>
-        <w:rPr>
-          <w:shd w:val="clear" w:color="auto" w:fill="B7B7B7"/>
-        </w:rPr>
-        <w:t xml:space="preserve">: </w:t>
-      </w:r>
-      <w:r>
-        <w:rPr>
-          <w:b/>
-          <w:shd w:val="clear" w:color="auto" w:fill="B7B7B7"/>
-        </w:rPr>
-        <w:t xml:space="preserve">Chatgpt </w:t>
-      </w:r>
-      <w:r>
-        <w:rPr>
-          <w:b/>
-          <w:sz w:val="14"/>
-          <w:szCs w:val="14"/>
-          <w:shd w:val="clear" w:color="auto" w:fill="B7B7B7"/>
-        </w:rPr>
-        <w:t>(GPT</w:t>
-      </w:r>
-      <w:r>
-        <w:rPr>
-          <w:rFonts w:ascii="Cambria Math" w:hAnsi="Cambria Math" w:cs="Cambria Math"/>
-          <w:b/>
-          <w:sz w:val="14"/>
-          <w:szCs w:val="14"/>
-          <w:shd w:val="clear" w:color="auto" w:fill="B7B7B7"/>
+          <w:rFonts w:ascii="Arial" w:eastAsia="Arial" w:hAnsi="Arial" w:cs="Arial"/>
+          <w:b/>
+          <w:color w:val="000000"/>
+          <w:sz w:val="18"/>
+          <w:highlight w:val="lightGray"/>
+        </w:rPr>
+        <w:t># Source: AI Source: Provided by: [Data Path</w:t>
+      </w:r>
+      <w:r>
+        <w:rPr>
+          <w:rFonts w:ascii="Arial" w:eastAsia="Arial" w:hAnsi="Arial" w:cs="Arial"/>
+          <w:color w:val="000000"/>
+          <w:sz w:val="18"/>
+          <w:highlight w:val="lightGray"/>
+        </w:rPr>
+        <w:t xml:space="preserve">: Persons Table -&gt; ID Column: 1, Name_En Column: Motasem Essam] -&gt; </w:t>
+      </w:r>
+      <w:r>
+        <w:rPr>
+          <w:rFonts w:ascii="Arial" w:eastAsia="Arial" w:hAnsi="Arial" w:cs="Arial"/>
+          <w:b/>
+          <w:color w:val="000000"/>
+          <w:sz w:val="18"/>
+          <w:highlight w:val="lightGray"/>
+        </w:rPr>
+        <w:t>From:</w:t>
+      </w:r>
+      <w:r>
+        <w:rPr>
+          <w:rFonts w:ascii="Arial" w:eastAsia="Arial" w:hAnsi="Arial" w:cs="Arial"/>
+          <w:color w:val="000000"/>
+          <w:sz w:val="18"/>
+          <w:highlight w:val="lightGray"/>
+        </w:rPr>
+        <w:t xml:space="preserve"> [Chatgpt (GPT</w:t>
+      </w:r>
+      <w:r>
+        <w:rPr>
+          <w:rFonts w:ascii="Arial" w:eastAsia="Arial" w:hAnsi="Arial" w:cs="Cambria Math"/>
+          <w:color w:val="000000"/>
+          <w:sz w:val="18"/>
+          <w:highlight w:val="lightGray"/>
         </w:rPr>
         <w:t>‑</w:t>
       </w:r>
       <w:r>
         <w:rPr>
-          <w:b/>
-          <w:sz w:val="14"/>
-          <w:szCs w:val="14"/>
-          <w:shd w:val="clear" w:color="auto" w:fill="B7B7B7"/>
-        </w:rPr>
-        <w:t>5 Mini) at [8/18/2025]</w:t>
+          <w:rFonts w:ascii="Arial" w:eastAsia="Arial" w:hAnsi="Arial" w:cs="Arial"/>
+          <w:color w:val="000000"/>
+          <w:sz w:val="18"/>
+          <w:highlight w:val="lightGray"/>
+        </w:rPr>
+        <w:t xml:space="preserve">5 Mini)] </w:t>
+      </w:r>
+      <w:r>
+        <w:rPr>
+          <w:rFonts w:ascii="Arial" w:eastAsia="Arial" w:hAnsi="Arial" w:cs="Arial"/>
+          <w:b/>
+          <w:color w:val="000000"/>
+          <w:sz w:val="18"/>
+          <w:highlight w:val="lightGray"/>
+        </w:rPr>
+        <w:t>on</w:t>
+      </w:r>
+      <w:r>
+        <w:rPr>
+          <w:rFonts w:ascii="Arial" w:eastAsia="Arial" w:hAnsi="Arial"/>
+          <w:sz w:val="18"/>
+          <w:highlight w:val="lightGray"/>
+        </w:rPr>
+        <w:t xml:space="preserve"> [8/18/2025]</w:t>
       </w:r>
     </w:p>
     <w:p>
@@ -1082,7 +1224,7 @@
           <w:ilvl w:val="0"/>
           <w:numId w:val="3"/>
         </w:numPr>
-        <w:spacing w:before="240"/>
+        <w:spacing w:before="240" w:after="0" w:line="276" w:lineRule="auto"/>
       </w:pPr>
       <w:r>
         <w:rPr>
@@ -1116,6 +1258,7 @@
           <w:ilvl w:val="0"/>
           <w:numId w:val="3"/>
         </w:numPr>
+        <w:spacing w:after="0" w:line="276" w:lineRule="auto"/>
         <w:rPr>
           <w:rFonts w:ascii="Roboto Mono" w:eastAsia="Roboto Mono" w:hAnsi="Roboto Mono" w:cs="Roboto Mono"/>
         </w:rPr>
@@ -1139,6 +1282,7 @@
           <w:ilvl w:val="0"/>
           <w:numId w:val="3"/>
         </w:numPr>
+        <w:spacing w:after="0" w:line="276" w:lineRule="auto"/>
       </w:pPr>
       <w:r>
         <w:rPr>
@@ -1172,7 +1316,7 @@
           <w:ilvl w:val="0"/>
           <w:numId w:val="3"/>
         </w:numPr>
-        <w:spacing w:after="240"/>
+        <w:spacing w:after="240" w:line="276" w:lineRule="auto"/>
       </w:pPr>
       <w:r>
         <w:rPr>
@@ -1202,7 +1346,7 @@
     </w:p>
     <w:p>
       <w:r>
-        <w:pict w14:anchorId="11F3D227">
+        <w:pict w14:anchorId="1075B96A">
           <v:rect id="_x0000_i1029" style="width:0;height:1.5pt" o:hralign="center" o:hrstd="t" o:hr="t" fillcolor="#a0a0a0" stroked="f"/>
         </w:pict>
       </w:r>
@@ -1269,18 +1413,19 @@
     </w:p>
     <w:p>
       <w:r>
-        <w:pict w14:anchorId="51D1CF20">
+        <w:pict w14:anchorId="0F56C0B9">
           <v:rect id="_x0000_i1030" style="width:0;height:1.5pt" o:hralign="center" o:hrstd="t" o:hr="t" fillcolor="#a0a0a0" stroked="f"/>
         </w:pict>
       </w:r>
     </w:p>
+    <w:p/>
     <w:p/>
     <w:p/>
     <w:sectPr>
       <w:pgSz w:w="12240" w:h="15840"/>
       <w:pgMar w:top="1440" w:right="1440" w:bottom="1440" w:left="1440" w:header="720" w:footer="720" w:gutter="0"/>
-      <w:pgNumType w:start="1"/>
       <w:cols w:space="720"/>
+      <w:docGrid w:linePitch="360"/>
     </w:sectPr>
   </w:body>
 </w:document>
@@ -2271,18 +2416,6 @@
   <w:style w:type="paragraph" w:default="1" w:styleId="Normal">
     <w:name w:val="Normal"/>
     <w:qFormat/>
-    <w:rsid w:val="00E02F09"/>
-    <w:pPr>
-      <w:spacing w:after="0" w:line="276" w:lineRule="auto"/>
-    </w:pPr>
-    <w:rPr>
-      <w:rFonts w:ascii="Arial" w:eastAsia="Arial" w:hAnsi="Arial" w:cs="Arial"/>
-      <w:kern w:val="0"/>
-      <w:sz w:val="22"/>
-      <w:szCs w:val="22"/>
-      <w:lang w:val="en"/>
-      <w14:ligatures w14:val="none"/>
-    </w:rPr>
   </w:style>
   <w:style w:type="paragraph" w:styleId="Heading1">
     <w:name w:val="heading 1"/>
@@ -2291,7 +2424,7 @@
     <w:link w:val="Heading1Char"/>
     <w:uiPriority w:val="9"/>
     <w:qFormat/>
-    <w:rsid w:val="007C7F35"/>
+    <w:rsid w:val="00AB17A1"/>
     <w:pPr>
       <w:keepNext/>
       <w:keepLines/>
@@ -2313,7 +2446,7 @@
     <w:uiPriority w:val="9"/>
     <w:unhideWhenUsed/>
     <w:qFormat/>
-    <w:rsid w:val="007C7F35"/>
+    <w:rsid w:val="00AB17A1"/>
     <w:pPr>
       <w:keepNext/>
       <w:keepLines/>
@@ -2336,7 +2469,7 @@
     <w:semiHidden/>
     <w:unhideWhenUsed/>
     <w:qFormat/>
-    <w:rsid w:val="007C7F35"/>
+    <w:rsid w:val="00AB17A1"/>
     <w:pPr>
       <w:keepNext/>
       <w:keepLines/>
@@ -2359,7 +2492,7 @@
     <w:semiHidden/>
     <w:unhideWhenUsed/>
     <w:qFormat/>
-    <w:rsid w:val="007C7F35"/>
+    <w:rsid w:val="00AB17A1"/>
     <w:pPr>
       <w:keepNext/>
       <w:keepLines/>
@@ -2382,7 +2515,7 @@
     <w:semiHidden/>
     <w:unhideWhenUsed/>
     <w:qFormat/>
-    <w:rsid w:val="007C7F35"/>
+    <w:rsid w:val="00AB17A1"/>
     <w:pPr>
       <w:keepNext/>
       <w:keepLines/>
@@ -2403,11 +2536,11 @@
     <w:semiHidden/>
     <w:unhideWhenUsed/>
     <w:qFormat/>
-    <w:rsid w:val="007C7F35"/>
+    <w:rsid w:val="00AB17A1"/>
     <w:pPr>
       <w:keepNext/>
       <w:keepLines/>
-      <w:spacing w:before="40"/>
+      <w:spacing w:before="40" w:after="0"/>
       <w:outlineLvl w:val="5"/>
     </w:pPr>
     <w:rPr>
@@ -2426,11 +2559,11 @@
     <w:semiHidden/>
     <w:unhideWhenUsed/>
     <w:qFormat/>
-    <w:rsid w:val="007C7F35"/>
+    <w:rsid w:val="00AB17A1"/>
     <w:pPr>
       <w:keepNext/>
       <w:keepLines/>
-      <w:spacing w:before="40"/>
+      <w:spacing w:before="40" w:after="0"/>
       <w:outlineLvl w:val="6"/>
     </w:pPr>
     <w:rPr>
@@ -2447,10 +2580,11 @@
     <w:semiHidden/>
     <w:unhideWhenUsed/>
     <w:qFormat/>
-    <w:rsid w:val="007C7F35"/>
+    <w:rsid w:val="00AB17A1"/>
     <w:pPr>
       <w:keepNext/>
       <w:keepLines/>
+      <w:spacing w:after="0"/>
       <w:outlineLvl w:val="7"/>
     </w:pPr>
     <w:rPr>
@@ -2469,10 +2603,11 @@
     <w:semiHidden/>
     <w:unhideWhenUsed/>
     <w:qFormat/>
-    <w:rsid w:val="007C7F35"/>
+    <w:rsid w:val="00AB17A1"/>
     <w:pPr>
       <w:keepNext/>
       <w:keepLines/>
+      <w:spacing w:after="0"/>
       <w:outlineLvl w:val="8"/>
     </w:pPr>
     <w:rPr>
@@ -2512,7 +2647,7 @@
     <w:basedOn w:val="DefaultParagraphFont"/>
     <w:link w:val="Heading1"/>
     <w:uiPriority w:val="9"/>
-    <w:rsid w:val="007C7F35"/>
+    <w:rsid w:val="00AB17A1"/>
     <w:rPr>
       <w:rFonts w:asciiTheme="majorHAnsi" w:eastAsiaTheme="majorEastAsia" w:hAnsiTheme="majorHAnsi" w:cstheme="majorBidi"/>
       <w:color w:val="2F5496" w:themeColor="accent1" w:themeShade="BF"/>
@@ -2525,7 +2660,7 @@
     <w:basedOn w:val="DefaultParagraphFont"/>
     <w:link w:val="Heading2"/>
     <w:uiPriority w:val="9"/>
-    <w:rsid w:val="007C7F35"/>
+    <w:rsid w:val="00AB17A1"/>
     <w:rPr>
       <w:rFonts w:asciiTheme="majorHAnsi" w:eastAsiaTheme="majorEastAsia" w:hAnsiTheme="majorHAnsi" w:cstheme="majorBidi"/>
       <w:color w:val="2F5496" w:themeColor="accent1" w:themeShade="BF"/>
@@ -2539,7 +2674,7 @@
     <w:link w:val="Heading3"/>
     <w:uiPriority w:val="9"/>
     <w:semiHidden/>
-    <w:rsid w:val="007C7F35"/>
+    <w:rsid w:val="00AB17A1"/>
     <w:rPr>
       <w:rFonts w:eastAsiaTheme="majorEastAsia" w:cstheme="majorBidi"/>
       <w:color w:val="2F5496" w:themeColor="accent1" w:themeShade="BF"/>
@@ -2553,7 +2688,7 @@
     <w:link w:val="Heading4"/>
     <w:uiPriority w:val="9"/>
     <w:semiHidden/>
-    <w:rsid w:val="007C7F35"/>
+    <w:rsid w:val="00AB17A1"/>
     <w:rPr>
       <w:rFonts w:eastAsiaTheme="majorEastAsia" w:cstheme="majorBidi"/>
       <w:i/>
@@ -2567,7 +2702,7 @@
     <w:link w:val="Heading5"/>
     <w:uiPriority w:val="9"/>
     <w:semiHidden/>
-    <w:rsid w:val="007C7F35"/>
+    <w:rsid w:val="00AB17A1"/>
     <w:rPr>
       <w:rFonts w:eastAsiaTheme="majorEastAsia" w:cstheme="majorBidi"/>
       <w:color w:val="2F5496" w:themeColor="accent1" w:themeShade="BF"/>
@@ -2579,7 +2714,7 @@
     <w:link w:val="Heading6"/>
     <w:uiPriority w:val="9"/>
     <w:semiHidden/>
-    <w:rsid w:val="007C7F35"/>
+    <w:rsid w:val="00AB17A1"/>
     <w:rPr>
       <w:rFonts w:eastAsiaTheme="majorEastAsia" w:cstheme="majorBidi"/>
       <w:i/>
@@ -2593,7 +2728,7 @@
     <w:link w:val="Heading7"/>
     <w:uiPriority w:val="9"/>
     <w:semiHidden/>
-    <w:rsid w:val="007C7F35"/>
+    <w:rsid w:val="00AB17A1"/>
     <w:rPr>
       <w:rFonts w:eastAsiaTheme="majorEastAsia" w:cstheme="majorBidi"/>
       <w:color w:val="595959" w:themeColor="text1" w:themeTint="A6"/>
@@ -2605,7 +2740,7 @@
     <w:link w:val="Heading8"/>
     <w:uiPriority w:val="9"/>
     <w:semiHidden/>
-    <w:rsid w:val="007C7F35"/>
+    <w:rsid w:val="00AB17A1"/>
     <w:rPr>
       <w:rFonts w:eastAsiaTheme="majorEastAsia" w:cstheme="majorBidi"/>
       <w:i/>
@@ -2619,7 +2754,7 @@
     <w:link w:val="Heading9"/>
     <w:uiPriority w:val="9"/>
     <w:semiHidden/>
-    <w:rsid w:val="007C7F35"/>
+    <w:rsid w:val="00AB17A1"/>
     <w:rPr>
       <w:rFonts w:eastAsiaTheme="majorEastAsia" w:cstheme="majorBidi"/>
       <w:color w:val="272727" w:themeColor="text1" w:themeTint="D8"/>
@@ -2632,7 +2767,7 @@
     <w:link w:val="TitleChar"/>
     <w:uiPriority w:val="10"/>
     <w:qFormat/>
-    <w:rsid w:val="007C7F35"/>
+    <w:rsid w:val="00AB17A1"/>
     <w:pPr>
       <w:spacing w:after="80" w:line="240" w:lineRule="auto"/>
       <w:contextualSpacing/>
@@ -2650,7 +2785,7 @@
     <w:basedOn w:val="DefaultParagraphFont"/>
     <w:link w:val="Title"/>
     <w:uiPriority w:val="10"/>
-    <w:rsid w:val="007C7F35"/>
+    <w:rsid w:val="00AB17A1"/>
     <w:rPr>
       <w:rFonts w:asciiTheme="majorHAnsi" w:eastAsiaTheme="majorEastAsia" w:hAnsiTheme="majorHAnsi" w:cstheme="majorBidi"/>
       <w:spacing w:val="-10"/>
@@ -2666,7 +2801,7 @@
     <w:link w:val="SubtitleChar"/>
     <w:uiPriority w:val="11"/>
     <w:qFormat/>
-    <w:rsid w:val="007C7F35"/>
+    <w:rsid w:val="00AB17A1"/>
     <w:pPr>
       <w:numPr>
         <w:ilvl w:val="1"/>
@@ -2685,7 +2820,7 @@
     <w:basedOn w:val="DefaultParagraphFont"/>
     <w:link w:val="Subtitle"/>
     <w:uiPriority w:val="11"/>
-    <w:rsid w:val="007C7F35"/>
+    <w:rsid w:val="00AB17A1"/>
     <w:rPr>
       <w:rFonts w:eastAsiaTheme="majorEastAsia" w:cstheme="majorBidi"/>
       <w:color w:val="595959" w:themeColor="text1" w:themeTint="A6"/>
@@ -2701,7 +2836,7 @@
     <w:link w:val="QuoteChar"/>
     <w:uiPriority w:val="29"/>
     <w:qFormat/>
-    <w:rsid w:val="007C7F35"/>
+    <w:rsid w:val="00AB17A1"/>
     <w:pPr>
       <w:spacing w:before="160"/>
       <w:jc w:val="center"/>
@@ -2717,7 +2852,7 @@
     <w:basedOn w:val="DefaultParagraphFont"/>
     <w:link w:val="Quote"/>
     <w:uiPriority w:val="29"/>
-    <w:rsid w:val="007C7F35"/>
+    <w:rsid w:val="00AB17A1"/>
     <w:rPr>
       <w:i/>
       <w:iCs/>
@@ -2729,7 +2864,7 @@
     <w:basedOn w:val="Normal"/>
     <w:uiPriority w:val="34"/>
     <w:qFormat/>
-    <w:rsid w:val="007C7F35"/>
+    <w:rsid w:val="00AB17A1"/>
     <w:pPr>
       <w:ind w:left="720"/>
       <w:contextualSpacing/>
@@ -2740,7 +2875,7 @@
     <w:basedOn w:val="DefaultParagraphFont"/>
     <w:uiPriority w:val="21"/>
     <w:qFormat/>
-    <w:rsid w:val="007C7F35"/>
+    <w:rsid w:val="00AB17A1"/>
     <w:rPr>
       <w:i/>
       <w:iCs/>
@@ -2754,7 +2889,7 @@
     <w:link w:val="IntenseQuoteChar"/>
     <w:uiPriority w:val="30"/>
     <w:qFormat/>
-    <w:rsid w:val="007C7F35"/>
+    <w:rsid w:val="00AB17A1"/>
     <w:pPr>
       <w:pBdr>
         <w:top w:val="single" w:sz="4" w:space="10" w:color="2F5496" w:themeColor="accent1" w:themeShade="BF"/>
@@ -2775,7 +2910,7 @@
     <w:basedOn w:val="DefaultParagraphFont"/>
     <w:link w:val="IntenseQuote"/>
     <w:uiPriority w:val="30"/>
-    <w:rsid w:val="007C7F35"/>
+    <w:rsid w:val="00AB17A1"/>
     <w:rPr>
       <w:i/>
       <w:iCs/>
@@ -2787,7 +2922,7 @@
     <w:basedOn w:val="DefaultParagraphFont"/>
     <w:uiPriority w:val="32"/>
     <w:qFormat/>
-    <w:rsid w:val="007C7F35"/>
+    <w:rsid w:val="00AB17A1"/>
     <w:rPr>
       <w:b/>
       <w:bCs/>
